--- a/docs/02-完整功能与数据库ER设计_V3.0.docx
+++ b/docs/02-完整功能与数据库ER设计_V3.0.docx
@@ -601,7 +601,7 @@
     </w:p>
     <w:p>
       <w:r>
-        <w:t>EXPENSE 申请先固定 applicationScope=DAILY/TASK。TASK 仅单项且选司机后选择其参与任务；DAILY 可单项或固定 Excel N 项，每批一个 ApprovalInstance。ApprovalExpenseItem 以实例+itemNo 唯一，记录类型、日期、公司车、司机、明细、正金额及可选票据、发票、备注和站点。批准后每 Item 幂等生成一条 ExpenseEntry；GENERAL 不产生费用，TIRE_REPLACEMENT 走轮胎库存占用/消耗链。</w:t>
+        <w:t>EXPENSE 申请先固定 applicationScope=DAILY/TASK。TASK 仅单项且选司机后选择其参与任务；DAILY 可手工新增多项，固定 Excel 仅将行加入同一可编辑草稿；可统一修改、删除，最终 N 项提交为一个 ApprovalInstance。ApprovalExpenseItem 以实例+itemNo 唯一，记录类型、日期、公司车、司机、明细、正金额及可选票据、发票、备注和站点。批准后每 Item 幂等生成一条 ExpenseEntry；GENERAL 不产生费用，TIRE_REPLACEMENT 走轮胎库存占用/消耗链。</w:t>
       </w:r>
     </w:p>
     <w:p>

--- a/docs/02-完整功能与数据库ER设计_V3.0.docx
+++ b/docs/02-完整功能与数据库ER设计_V3.0.docx
@@ -607,6 +607,12 @@
     <w:p>
       <w:r>
         <w:t>ExpenseEntry 同时保存不可变 applicationScope 与可变 currentTaskId。TASK 批准即归属目标；DAILY 批准先属于公司层，授权可后绑任务，原属性不变。ExpenseAttributionHistory 逐次记录前后任务、原因、操作人、时间；ExpenseReversalLink 连接冲销与原费用，原批准金额不得就地修改。绑定时费用公司车必须匹配目标任务至少一条正式 INTERNAL Participant 的公司车，否则硬拒绝。外协车牌不是公司费用资格。</w:t>
+      </w:r>
+    </w:p>
+    <w:p>
+      <w:pPr/>
+      <w:r>
+        <w:t>ChargingCompany 保存每家公司唯一当前四字段映射及表头列位置；ImportBatch 保存来源系统、原始文件名/哈希/存储键、映射快照、操作人、确认/入账/零元/重复数量和金额；SourceOrder 逐笔保存来源系统＋订单编号类型＋原始订单号、工作表/原始行号、车牌、真实充电时间、金额及可空的 ExpenseEntry 引用。零元订单金额为 0 且 ExpenseEntry 引用为空，仍保留原始文件追溯和正式去重。正金额订单只经统一 ExpenseEntry 入账；自动任务归属写入统一 ExpenseAttributionHistory。</w:t>
       </w:r>
     </w:p>
     <w:p>
@@ -1304,6 +1310,102 @@
           </w:p>
         </w:tc>
       </w:tr>
+      <w:tr>
+        <w:tc>
+          <w:tcPr>
+            <w:tcW w:type="dxa" w:w="3267"/>
+          </w:tcPr>
+          <w:p>
+            <w:r>
+              <w:t>ChargingCompany</w:t>
+            </w:r>
+          </w:p>
+        </w:tc>
+        <w:tc>
+          <w:tcPr>
+            <w:tcW w:type="dxa" w:w="3267"/>
+          </w:tcPr>
+          <w:p>
+            <w:r>
+              <w:t>ImportBatch</w:t>
+            </w:r>
+          </w:p>
+        </w:tc>
+        <w:tc>
+          <w:tcPr>
+            <w:tcW w:type="dxa" w:w="3267"/>
+          </w:tcPr>
+          <w:p>
+            <w:r>
+              <w:t>1:N；公司只保留当前生效的表头及四字段映射，批次冻结当时映射。</w:t>
+            </w:r>
+          </w:p>
+        </w:tc>
+      </w:tr>
+      <w:tr>
+        <w:tc>
+          <w:tcPr>
+            <w:tcW w:type="dxa" w:w="3267"/>
+          </w:tcPr>
+          <w:p>
+            <w:r>
+              <w:t>ImportBatch</w:t>
+            </w:r>
+          </w:p>
+        </w:tc>
+        <w:tc>
+          <w:tcPr>
+            <w:tcW w:type="dxa" w:w="3267"/>
+          </w:tcPr>
+          <w:p>
+            <w:r>
+              <w:t>SourceOrder</w:t>
+            </w:r>
+          </w:p>
+        </w:tc>
+        <w:tc>
+          <w:tcPr>
+            <w:tcW w:type="dxa" w:w="3267"/>
+          </w:tcPr>
+          <w:p>
+            <w:r>
+              <w:t>1:N；每条订单保留原始文件/工作表/行号；重复订单不新增来源事实。</w:t>
+            </w:r>
+          </w:p>
+        </w:tc>
+      </w:tr>
+      <w:tr>
+        <w:tc>
+          <w:tcPr>
+            <w:tcW w:type="dxa" w:w="3267"/>
+          </w:tcPr>
+          <w:p>
+            <w:r>
+              <w:t>SourceOrder</w:t>
+            </w:r>
+          </w:p>
+        </w:tc>
+        <w:tc>
+          <w:tcPr>
+            <w:tcW w:type="dxa" w:w="3267"/>
+          </w:tcPr>
+          <w:p>
+            <w:r>
+              <w:t>ExpenseEntry</w:t>
+            </w:r>
+          </w:p>
+        </w:tc>
+        <w:tc>
+          <w:tcPr>
+            <w:tcW w:type="dxa" w:w="3267"/>
+          </w:tcPr>
+          <w:p>
+            <w:r>
+              <w:t>0..1:1；零元订单不产生费用，正金额订单恰好一笔正式费用。</w:t>
+            </w:r>
+          </w:p>
+        </w:tc>
+      </w:tr>
     </w:tbl>
     <w:p/>
     <w:p>

--- a/docs/02-完整功能与数据库ER设计_V3.0.docx
+++ b/docs/02-完整功能与数据库ER设计_V3.0.docx
@@ -534,10 +534,16 @@
       <w:r>
         <w:t>User N:1 Role，Role N:M Permission。Driver 可关联一个合法 DRIVER User；Driver.driverType 为 INTERNAL/OUTSOURCED 的唯一类型来源。创建 Driver 时无合法账号则以后台填写的初始密码创建安全哈希 User，已有合法账号直接关联；系统用户维护不能绕过此流程分配 DRIVER。</w:t>
       </w:r>
+      <w:r>
+        <w:t>Driver 的身份证号与驾驶证号是两个独立必填且唯一的业务事实；出生日期从已校验的身份证号派生，年龄由出生日期和当前日期计算，不独立存储。</w:t>
+      </w:r>
+      <w:r>
+        <w:t xml:space="preserve"> 登录会话是独立的 MySQL AuthSession，关联 User，仅保存 Token 摘要、WEB/MINI 终端、签发时间、到期时间和撤销时间，不保存 Token 明文。角色授权版本用于使所有终端的权限快照在授权事务提交后失效；普通资料修改不撤销会话。</w:t>
+      </w:r>
     </w:p>
     <w:p>
       <w:r>
-        <w:t>INTERNAL Driver 与 Vehicle 的当前绑定及历史分别建模；Vehicle 与 Trailer 同理。历史记录有效起止时间、操作者及原因。Vehicle 保存公司车牌、状态、保险/准运资格、能源类型、限载与达标规则。运输发车快照与绑定历史独立，即使以后解绑也保持原值。OUTSOURCED 没有公司车 FK 或绑定，车牌是参与任务的文本业务快照。Product 是货物主数据；客户只在模板和任务中存中文名称。</w:t>
+        <w:t>INTERNAL Driver 与 Vehicle 的当前绑定及历史分别建模；Vehicle 与 Trailer 同理。历史记录有效起止时间、操作者及原因。Vehicle 保存公司车牌、状态、保险/准运资格、能源类型、限载与达标规则。运输发车快照与绑定历史独立，即使以后解绑也保持原值。OUTSOURCED 没有公司车 FK 或绑定，车牌是参与任务的文本业务快照。Product 是货物主数据；客户只在模板和任务中存中文名称。Vehicle 独立保存必填且唯一的行驶证号，与 Driver 驾驶证号无关联；外协司机没有公司车绑定，列表及详情显示“不适用”。 Driver 停用与任务发布/转派共用司机行锁；只计算其当前有效参与责任的未完成任务，不以历史参与或当前车辆绑定推断。认证在登录及已签发令牌使用时重验司机有效性。</w:t>
       </w:r>
     </w:p>
     <w:p>
@@ -596,7 +602,7 @@
     </w:p>
     <w:p>
       <w:r>
-        <w:t>ApprovalTemplate 固定 businessType 为 EXPENSE、GENERAL、TIRE_REPLACEMENT；模板 1:N FlowVersion，发布版本不可原地修改。ApprovalInstance 指向冻结 FlowVersion，含 N 个 SubmissionVersion、Task/Action 历史。ApprovalAction 打回时记录合法目标 FlowNode 的稳定 ID、名称、操作人和时间；候选来自该实例真正走过且允许返回的前置步骤，重走目标及后续步骤。</w:t>
+        <w:t>ApprovalTemplate 的 businessType 保留 EXPENSE、GENERAL、TIRE_REPLACEMENT；新建仅允许 EXPENSE 与 TIRE_REPLACEMENT，GENERAL 模板、版本和实例保留历史读取；模板 1:N FlowVersion，发布版本不可原地修改。ApprovalInstance 指向冻结 FlowVersion，含 N 个 SubmissionVersion、Task/Action 历史。ApprovalAction 打回时记录合法目标 FlowNode 的稳定 ID、名称、操作人和时间；候选来自该实例真正走过且允许返回的前置步骤，重走目标及后续步骤。</w:t>
       </w:r>
     </w:p>
     <w:p>
@@ -1120,15 +1126,8 @@
             <w:vAlign w:val="center"/>
           </w:tcPr>
           <w:p>
-            <w:pPr>
-              <w:spacing w:after="40" w:before="40"/>
-            </w:pPr>
             <w:r>
-              <w:rPr>
-                <w:rFonts w:ascii="Microsoft YaHei" w:hAnsi="Microsoft YaHei"/>
-                <w:sz w:val="16"/>
-              </w:rPr>
-              <w:t>一实例冻结一流程版本；步骤 ID 与实例绑定，不随模板编辑变化。</w:t>
+              <w:t>一实例冻结一流程版本；步骤 ID 与实例绑定，不随模板编辑变化。 冻结节点保存必选角色与可选指定人；每提交版本每节点只有一条共享待办，实际处理人记录于 ApprovalAction。申请人撤回保留原实例并终止待办，新申请另建实例。</w:t>
             </w:r>
           </w:p>
         </w:tc>
@@ -1437,7 +1436,7 @@
         <w:pStyle w:val="ListBullet"/>
       </w:pPr>
       <w:r>
-        <w:t>司机查询仅本人参与任务且不返回价格、工资、收入、支出、利润及达标数据；本人自有工资单走独立权限。外协无费用、换胎或工资查询。</w:t>
+        <w:t>司机端只查询本人参与的任务，司机 DTO 不返回价格、毛利、任何参与工资、收入、支出和结算字段；有本人薪资页面权限者另行查看本人薪资。外协司机不得获取内部费用、轮胎、工资和经营资料。系统以唯一功能注册表关联页面、按钮和 API，多页面共用只读 API 时仍须保持各页面的数据范围；完整司机证件等敏感资料只能通过司机管理的数据边界获取。审批节点资格、附件 Purpose 与审计校验不因页面或按钮授权而省略。</w:t>
       </w:r>
     </w:p>
     <w:p>

--- a/docs/02-完整功能与数据库ER设计_V3.0.docx
+++ b/docs/02-完整功能与数据库ER设计_V3.0.docx
@@ -532,7 +532,7 @@
     </w:p>
     <w:p>
       <w:r>
-        <w:t>User N:1 Role，Role N:M Permission。Driver 可关联一个合法 DRIVER User；Driver.driverType 为 INTERNAL/OUTSOURCED 的唯一类型来源。创建 Driver 时无合法账号则以后台填写的初始密码创建安全哈希 User，已有合法账号直接关联；系统用户维护不能绕过此流程分配 DRIVER。</w:t>
+        <w:t>User N:1 Role，Role N:M Permission。Driver 可关联一个合法 DRIVER User；Driver.driverType 为 INTERNAL/OUTSOURCED 的唯一类型来源。创建 Driver 时以后台填写的初始密码在同一事务中创建安全哈希 DRIVER User；手机号已存在任何 User 时拒绝创建，系统用户维护不能绕过此流程分配 DRIVER。</w:t>
       </w:r>
       <w:r>
         <w:t>Driver 的身份证号与驾驶证号是两个独立必填且唯一的业务事实；出生日期从已校验的身份证号派生，年龄由出生日期和当前日期计算，不独立存储。</w:t>

--- a/docs/02-完整功能与数据库ER设计_V3.0.docx
+++ b/docs/02-完整功能与数据库ER设计_V3.0.docx
@@ -544,6 +544,18 @@
     <w:p>
       <w:r>
         <w:t>INTERNAL Driver 与 Vehicle 的当前绑定及历史分别建模；Vehicle 与 Trailer 同理。历史记录有效起止时间、操作者及原因。Vehicle 保存公司车牌、状态、保险/准运资格、能源类型、限载与达标规则。运输发车快照与绑定历史独立，即使以后解绑也保持原值。OUTSOURCED 没有公司车 FK 或绑定，车牌是参与任务的文本业务快照。Product 是货物主数据；客户只在模板和任务中存中文名称。Vehicle 独立保存必填且唯一的行驶证号，与 Driver 驾驶证号无关联；外协司机没有公司车绑定，列表及详情显示“不适用”。 Driver 停用与任务发布/转派共用司机行锁；只计算其当前有效参与责任的未完成任务，不以历史参与或当前车辆绑定推断。认证在登录及已签发令牌使用时重验司机有效性。</w:t>
+      </w:r>
+      <w:r>
+        <w:t xml:space="preserve"> 车辆停用时同时删除司机车辆、车辆车挂的当前绑定记录，并在两类绑定历史中记录解除时间、操作者及原因；车挂停用时只解除车辆车挂当前绑定。停用前按当前参与人检查 PUBLISHED、IN_TRANSIT、TRANSFER_PENDING 任务，任一命中则拒绝整笔操作。</w:t>
+      </w:r>
+      <w:r>
+        <w:t xml:space="preserve"> 司机停用在同一事务中解除当前司机车辆绑定并记录解绑时间、操作人和原因；车辆车挂绑定不因司机停用而改变。司机、车辆、车挂列表读取同一组当前绑定事实，分别展示其当前关联对象。</w:t>
+      </w:r>
+    </w:p>
+    <w:p>
+      <w:pPr/>
+      <w:r>
+        <w:t>初始导入复用 Driver、User、Vehicle、driver_vehicle_current 与 driver_vehicle_history 的单个创建和绑定服务，不设平行主数据或导入历史表。十列 Excel 仅提供业务原始字段；司机类型 INTERNAL、公司车、固定吨数、启用状态和安全哈希初始密码由服务端确定。预览无写入；确认时重验全部行并以一个事务创建所有事实，任一行失败整体回滚。</w:t>
       </w:r>
     </w:p>
     <w:p>

--- a/docs/02-完整功能与数据库ER设计_V3.0.docx
+++ b/docs/02-完整功能与数据库ER设计_V3.0.docx
@@ -568,7 +568,10 @@
     </w:p>
     <w:p>
       <w:r>
-        <w:t>RouteTemplate 1:N TransportTask。模板以 stableCode 唯一，含名称、中文客户、Product、起讫地和三项默认金额；启停仅影响未来生成。TransportTask 含唯一 taskNo、业务日、模板 ID、模板名称/客户/货物/起讫地快照、实际单价/信息费、状态、当前参与人、有效重量版本和审计版本。实际金额变化进入 TaskAmountHistory；模板修改不触及旧任务。</w:t>
+        <w:t>RouteTemplate 1:N TransportTask。模板 stableCode 由服务端创建时生成（L 加 7 位数字，共 8 位）、全局唯一且编辑时不可修改，含名称、中文客户、Product、起讫地和三项默认金额；启停仅影响未来生成。TransportTask 含唯一 taskNo、业务日、模板 ID、模板名称/客户/货物/起讫地快照、实际单价/信息费、状态、当前参与人、有效重量版本和审计版本。实际金额变化进入 TaskAmountHistory；模板修改不触及旧任务。</w:t>
+      </w:r>
+      <w:r>
+        <w:t xml:space="preserve"> RouteTemplate 的业务唯一键为客户中文名称、Product、装货地、卸货地及三项默认金额；名称、stableCode、启停状态和备注不参与重复判断。</w:t>
       </w:r>
     </w:p>
     <w:p>
@@ -591,7 +594,7 @@
     </w:p>
     <w:p>
       <w:r>
-        <w:t>任务正常链为 UNPUBLISHED→PUBLISHED→IN_TRANSIT→COMPLETED。转派使执行中任务进入 TRANSFER_PENDING，只有新 current Participant 实际发车才能回 IN_TRANSIT；最后 current Participant 才可卸货。从未实际发车且未进入转派执行链的 UNPUBLISHED/PUBLISHED 任务可取消至 CANCELLED；取消是终态，保留原因与历史。实际发车后和转派执行链中均不可取消，COMPLETED 永久保留运输事实。状态历史和 Audit 不删除。</w:t>
+        <w:t>任务正常链为 PUBLISHED→IN_TRANSIT→COMPLETED。转派使执行中任务进入 TRANSFER_PENDING，只有新 current Participant 实际发车才能回 IN_TRANSIT；最后 current Participant 才可卸货。从未实际发车且未进入转派执行链的 PUBLISHED 任务可取消至 CANCELLED；取消是终态，保留原因与历史。实际发车后和转派执行链中均不可取消，COMPLETED 永久保留运输事实。状态历史和 Audit 不删除。</w:t>
       </w:r>
     </w:p>
     <w:p>
@@ -613,13 +616,23 @@
       </w:r>
     </w:p>
     <w:p>
+      <w:r/>
       <w:r>
-        <w:t>ApprovalTemplate 的 businessType 保留 EXPENSE、GENERAL、TIRE_REPLACEMENT；新建仅允许 EXPENSE 与 TIRE_REPLACEMENT，GENERAL 模板、版本和实例保留历史读取；模板 1:N FlowVersion，发布版本不可原地修改。ApprovalInstance 指向冻结 FlowVersion，含 N 个 SubmissionVersion、Task/Action 历史。ApprovalAction 打回时记录合法目标 FlowNode 的稳定 ID、名称、操作人和时间；候选来自该实例真正走过且允许返回的前置步骤，重走目标及后续步骤。</w:t>
+        <w:t>ApprovalTemplate 的 businessType 保留 EXPENSE、GENERAL、TIRE_REPLACEMENT；新建仅允许 EXPENSE 与 TIRE_REPLACEMENT，GENERAL 模板、版本和实例保留历史读取；模板 1:N FlowVersion，发布版本不可原地修改。ApprovalInstance 指向冻结 FlowVersion，含 N 个 SubmissionVersion、Task/Action 历史。个人审批按申请人、当前节点处理人或被打回申请人、实际操作人分别查询；打回申请人后的换胎重新提交保留原实例与动作历史，创建新 SubmissionVersion 与该版本的轮胎申请批次，审批生效只处理最新批次。ApprovalAction 打回时记录合法目标 FlowNode 的稳定 ID、名称、操作人和时间；候选来自该实例真正走过且允许返回的前置步骤，重走目标及后续步骤。</w:t>
       </w:r>
     </w:p>
     <w:p>
       <w:r>
         <w:t>EXPENSE 申请先固定 applicationScope=DAILY/TASK。TASK 仅单项且选司机后选择其参与任务；DAILY 可手工新增多项，固定 Excel 仅将行加入同一可编辑草稿；可统一修改、删除，最终 N 项提交为一个 ApprovalInstance。ApprovalExpenseItem 以实例+itemNo 唯一，记录类型、日期、公司车、司机、明细、正金额及可选票据、发票、备注和站点。批准后每 Item 幂等生成一条 ExpenseEntry；GENERAL 不产生费用，TIRE_REPLACEMENT 走轮胎库存占用/消耗链。</w:t>
+      </w:r>
+      <w:r>
+        <w:t xml:space="preserve"> DAILY 明细可选车挂号，作为独立文本快照随审批提交版本和最终 ExpenseEntry 保存；不参与绑定或归属判定。</w:t>
+      </w:r>
+      <w:r>
+        <w:t xml:space="preserve"> Excel 预览和手工明细提交均校验非空车挂号存在；未知车挂号的明细不得提交。</w:t>
+      </w:r>
+      <w:r>
+        <w:t xml:space="preserve"> 申请凭证与 ApprovalSubmissionVersion 关联，重新提交创建新版本并保留旧版本图片；处理凭证与 ApprovalAction 关联，保留各节点历史且不能覆盖申请凭证。管理端 DAILY 明细可由手工与固定 Excel 混合形成；小程序 DAILY/TASK 均为单笔，复用同一申请实体和审批链。</w:t>
       </w:r>
     </w:p>
     <w:p>
@@ -648,7 +661,7 @@
     </w:p>
     <w:p>
       <w:r>
-        <w:t>Tire 以胎号唯一，固定四列入库后 AVAILABLE；TireHistory 保存有权限的人工修改。TireRequest 与 OcrRecord、原始图片及用户确认胎号关联；已申领胎号禁止再次申请。Web 只管库存/入库/维护，小程序发起换胎，审批在审批中心。FileAttachment 以 ownerType/ownerId/purpose 授权，附件生命周期与业务提交状态一致。AuditLog 记录高风险动作；InAppNotification 为事务提交后辅助提醒，不作为业务事实或权限来源。</w:t>
+        <w:t>Tire 以胎号唯一，固定四列入库后 AVAILABLE；TireHistory 保存有权限的人工修改。一次换胎申请由同一批次的 N 条 TireRequest 构成并关联一个 ApprovalInstance；每条 TireRequest 关联一张原始图片、一次 OcrRecord 和一个用户确认胎号。批内胎号唯一，整批库存校验通过后才提交；审批通过时 N 条轮胎在同一事务内申领，已申领或待审批胎号禁止再次申请。Web 只管库存/入库/维护，小程序发起换胎，审批在审批中心。FileAttachment 以 ownerType/ownerId/purpose 授权，附件生命周期与业务提交状态一致。AuditLog 记录高风险动作；InAppNotification 为事务提交后辅助提醒，不作为业务事实或权限来源。</w:t>
       </w:r>
     </w:p>
     <w:p>

--- a/docs/02-完整功能与数据库ER设计_V3.0.docx
+++ b/docs/02-完整功能与数据库ER设计_V3.0.docx
@@ -644,6 +644,9 @@
       <w:pPr/>
       <w:r>
         <w:t>ChargingCompany 保存每家公司唯一当前四字段映射及表头列位置；ImportBatch 保存来源系统、原始文件名/哈希/存储键、映射快照、操作人、确认/入账/零元/重复数量和金额；SourceOrder 逐笔保存来源系统＋订单编号类型＋原始订单号、工作表/原始行号、车牌、真实充电时间、金额及可空的 ExpenseEntry 引用。零元订单金额为 0 且 ExpenseEntry 引用为空，仍保留原始文件追溯和正式去重。正金额订单只经统一 ExpenseEntry 入账；自动任务归属写入统一 ExpenseAttributionHistory。</w:t>
+      </w:r>
+      <w:r>
+        <w:t xml:space="preserve"> ChargingCompany 创建时由服务端生成唯一来源系统标识（大写英文字母＋七位数字），订单编号类型为内部固定值；前端不提供这两项输入。</w:t>
       </w:r>
     </w:p>
     <w:p>

--- a/docs/02-完整功能与数据库ER设计_V3.0.docx
+++ b/docs/02-完整功能与数据库ER设计_V3.0.docx
@@ -516,7 +516,11 @@
         </w:tc>
       </w:tr>
     </w:tbl>
-    <w:p/>
+    <w:p>
+      <w:r>
+        <w:t xml:space="preserve"> 姓名按账号类型取唯一来源：关联司机档案的账号读取 driver.name；其它系统用户读取 sys_user.name。用户管理新增、编辑的姓名必填、去除首尾空格、最长128字符；司机姓名仅在司机管理维护，不复制或双向同步。双端个人信息只读展示统一 name。 小程序单人派单向获得 PAGE_MINI_DISPATCH 的非司机调度或管理用户开放，沿用正式调度数据范围和服务，每次仅发布一趟。统一业务卡片内为新增任务、已派单双页签，默认新增；切换保留草稿。依次选择日期、已启用模板、有效司机，分别编辑运输单价（元/吨）、信息费（元）、司机工资（元），非负且最多两位小数，允许0。自有司机只读当前合法绑定车；外协使用已有司机及本次实际车牌，不建公司车绑定。确认预览后幂等发布；失败保留表单，成功切换列表并定位新任务。列表按日期和状态筛选分页显示任务编号、日期、模板、司机、车牌和状态，提供只读查看详情、正式转单和取消；详情展示任务、线路、司机车辆、运输单价、信息费、毛重、皮重、净重及完成时间，缺失项显示横线，返回保留筛选；转单仍核定所有参与人工资及原因，取消仅未发车任务。选择器对已加载候选本地模糊匹配，不按输入请求接口。</w:t>
+      </w:r>
+    </w:p>
     <w:p>
       <w:r>
         <w:t>管理人员从调度工作台生成任务、批量核对并发布；司机从小程序查看本人当前任务、发车、上传磅单并卸货；转派时管理人员追加参与记录并核定全员工资，接手司机重新发车。费用经相应审批产生账项，授权人员可在保留原申请属性的前提下调整当前任务归属。经营实时计算，月结冻结生成时事实。</w:t>
